--- a/verification_output/verification_full.docx
+++ b/verification_output/verification_full.docx
@@ -1627,7 +1627,7 @@
       <w:r>
         <w:drawing>
           <wp:inline xmlns:a="http://schemas.openxmlformats.org/drawingml/2006/main" xmlns:pic="http://schemas.openxmlformats.org/drawingml/2006/picture">
-            <wp:extent cx="4572000" cy="11721503"/>
+            <wp:extent cx="4572000" cy="9939130"/>
             <wp:docPr id="1" name="Picture 1"/>
             <wp:cNvGraphicFramePr>
               <a:graphicFrameLocks noChangeAspect="1"/>
@@ -1648,7 +1648,7 @@
                   <pic:spPr>
                     <a:xfrm>
                       <a:off x="0" y="0"/>
-                      <a:ext cx="4572000" cy="11721503"/>
+                      <a:ext cx="4572000" cy="9939130"/>
                     </a:xfrm>
                     <a:prstGeom prst="rect"/>
                   </pic:spPr>
@@ -1698,7 +1698,7 @@
       <w:r>
         <w:drawing>
           <wp:inline xmlns:a="http://schemas.openxmlformats.org/drawingml/2006/main" xmlns:pic="http://schemas.openxmlformats.org/drawingml/2006/picture">
-            <wp:extent cx="4572000" cy="6452973"/>
+            <wp:extent cx="4572000" cy="5215209"/>
             <wp:docPr id="2" name="Picture 2"/>
             <wp:cNvGraphicFramePr>
               <a:graphicFrameLocks noChangeAspect="1"/>
@@ -1719,7 +1719,7 @@
                   <pic:spPr>
                     <a:xfrm>
                       <a:off x="0" y="0"/>
-                      <a:ext cx="4572000" cy="6452973"/>
+                      <a:ext cx="4572000" cy="5215209"/>
                     </a:xfrm>
                     <a:prstGeom prst="rect"/>
                   </pic:spPr>
@@ -1769,7 +1769,7 @@
       <w:r>
         <w:drawing>
           <wp:inline xmlns:a="http://schemas.openxmlformats.org/drawingml/2006/main" xmlns:pic="http://schemas.openxmlformats.org/drawingml/2006/picture">
-            <wp:extent cx="4572000" cy="10884399"/>
+            <wp:extent cx="4572000" cy="8849032"/>
             <wp:docPr id="3" name="Picture 3"/>
             <wp:cNvGraphicFramePr>
               <a:graphicFrameLocks noChangeAspect="1"/>
@@ -1790,7 +1790,7 @@
                   <pic:spPr>
                     <a:xfrm>
                       <a:off x="0" y="0"/>
-                      <a:ext cx="4572000" cy="10884399"/>
+                      <a:ext cx="4572000" cy="8849032"/>
                     </a:xfrm>
                     <a:prstGeom prst="rect"/>
                   </pic:spPr>
